--- a/template/my_concerns.docx
+++ b/template/my_concerns.docx
@@ -122,7 +122,7 @@
         <w:rPr>
           <w:rFonts w:ascii="Times New Roman" w:hAnsi="Times New Roman" w:cs="Times New Roman"/>
         </w:rPr>
-        <w:t xml:space="preserve">.  </w:t>
+        <w:t xml:space="preserve">. </w:t>
       </w:r>
       <w:r>
         <w:rPr>
@@ -829,11 +829,11 @@
         </mc:Choice>
         <mc:Fallback>
           <w:pict>
-            <v:shapetype w14:anchorId="428210BE" id="_x0000_t202" coordsize="21600,21600" o:spt="202" path="m,l,21600r21600,l21600,xe">
+            <v:shapetype w14:anchorId="0BA7B458" id="_x0000_t202" coordsize="21600,21600" o:spt="202" path="m,l,21600r21600,l21600,xe">
               <v:stroke joinstyle="miter"/>
               <v:path gradientshapeok="t" o:connecttype="rect"/>
             </v:shapetype>
-            <v:shape id="Text Box 1" o:spid="_x0000_s1026" type="#_x0000_t202" style="position:absolute;margin-left:-36pt;margin-top:-3.2pt;width:199.35pt;height:68.8pt;z-index:251660287;visibility:visible;mso-wrap-style:square;mso-width-percent:0;mso-height-percent:0;mso-wrap-distance-left:9pt;mso-wrap-distance-top:0;mso-wrap-distance-right:9pt;mso-wrap-distance-bottom:0;mso-position-horizontal:absolute;mso-position-horizontal-relative:text;mso-position-vertical:absolute;mso-position-vertical-relative:text;mso-width-percent:0;mso-height-percent:0;mso-width-relative:margin;mso-height-relative:margin;v-text-anchor:top" o:gfxdata="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" fillcolor="white [3201]" strokecolor="white [3212]" strokeweight=".5pt">
+            <v:shape id="Text Box 1" o:spid="_x0000_s1026" type="#_x0000_t202" style="position:absolute;margin-left:-36pt;margin-top:-3.2pt;width:199.35pt;height:68.8pt;z-index:251660287;visibility:visible;mso-wrap-style:square;mso-width-percent:0;mso-height-percent:0;mso-wrap-distance-left:9pt;mso-wrap-distance-top:0;mso-wrap-distance-right:9pt;mso-wrap-distance-bottom:0;mso-position-horizontal:absolute;mso-position-horizontal-relative:text;mso-position-vertical:absolute;mso-position-vertical-relative:text;mso-width-percent:0;mso-height-percent:0;mso-width-relative:margin;mso-height-relative:margin;v-text-anchor:top" o:gfxdata="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" fillcolor="white [3201]" strokecolor="white [3212]" strokeweight=".5pt">
               <v:textbox>
                 <w:txbxContent>
                   <w:p>
@@ -842,7 +842,7 @@
                         <w:noProof/>
                       </w:rPr>
                       <w:drawing>
-                        <wp:inline distT="0" distB="0" distL="0" distR="0" wp14:anchorId="3C901C19" wp14:editId="7F92C598">
+                        <wp:inline distT="0" distB="0" distL="0" distR="0" wp14:anchorId="06F3FE9F" wp14:editId="597BDDDF">
                           <wp:extent cx="2523744" cy="850392"/>
                           <wp:effectExtent l="19050" t="19050" r="10160" b="26035"/>
                           <wp:docPr id="2" name="Picture 2" descr="https://infonet.pennstatehershey.net/documents/396359/10679656/Children%27s+Hospital+2+color/d1eb89ee-29f3-42a3-9577-52328d3b6964?t=1456681211023"/>
@@ -859,7 +859,7 @@
                                   </pic:cNvPicPr>
                                 </pic:nvPicPr>
                                 <pic:blipFill>
-                                  <a:blip r:embed="rId2">
+                                  <a:blip r:embed="rId1">
                                     <a:extLst>
                                       <a:ext uri="{28A0092B-C50C-407E-A947-70E740481C1C}">
                                         <a14:useLocalDpi xmlns:a14="http://schemas.microsoft.com/office/drawing/2010/main" val="0"/>
@@ -1015,7 +1015,7 @@
                   </pic:cNvPicPr>
                 </pic:nvPicPr>
                 <pic:blipFill>
-                  <a:blip r:embed="rId3"/>
+                  <a:blip r:embed="rId2"/>
                   <a:stretch>
                     <a:fillRect/>
                   </a:stretch>
